--- a/manuscript/submission_ready/01_Cover_Letter_JMM.docx
+++ b/manuscript/submission_ready/01_Cover_Letter_JMM.docx
@@ -80,7 +80,7 @@
         <w:ind w:left="432"/>
       </w:pPr>
       <w:r>
-        <w:t>Leak-free nested 5x5 cross-validated RidgeCV surrogate on the real GFN2-xTB adsorption energies: Q2_CV = +0.584 (1000 Y-scrambling permutations, empirical p = 0.001) -- this is the only one of our 4-paper computational series with a genuinely predictive (not merely descriptive) QSPR surrogate.</w:t>
+        <w:t>Leak-free nested 5x5 cross-validated RidgeCV surrogate on the real GFN2-xTB adsorption energies: Q2_CV = +0.584 (1000 Y-scrambling permutations, empirical p = 0.001), a genuinely predictive (not merely descriptive) surrogate.</w:t>
       </w:r>
     </w:p>
     <w:p>
